--- a/reports/validation_report.docx
+++ b/reports/validation_report.docx
@@ -27,7 +27,7 @@
     </w:p>
     <w:p>
       <w:r>
-        <w:t>PSI : 0.07</w:t>
+        <w:t>PSI : 0.05</w:t>
       </w:r>
     </w:p>
     <w:sectPr>
